--- a/papers/论文D_方法论创新_政府数据开放绩效评估的方法论创新.docx
+++ b/papers/论文D_方法论创新_政府数据开放绩效评估的方法论创新.docx
@@ -13,7 +13,7 @@
           <w:b/>
           <w:sz w:val="32"/>
         </w:rPr>
-        <w:t>政府数据开放绩效评估的方法论创新——基于组态思维与因果识别的混合方法框架</w:t>
+        <w:t>政府数据开放平台绩效评估的方法论创新——组态思维与因果识别的混合方法框架</w:t>
       </w:r>
     </w:p>
     <w:p>
@@ -126,7 +126,7 @@
           <w:b/>
           <w:sz w:val="24"/>
         </w:rPr>
-        <w:t>1.1 研究背景</w:t>
+        <w:t>1.1 从"建平台"到"评平台"：一个方法论困境</w:t>
       </w:r>
     </w:p>
     <w:p>
@@ -140,7 +140,7 @@
           <w:b w:val="0"/>
           <w:sz w:val="21"/>
         </w:rPr>
-        <w:t>政府数据开放（Open Government Data, OGD）作为数字政府建设的核心环节，已成为全球公共治理改革的重要趋势。自2015年国务院印发《促进大数据发展行动纲要》以来，我国省级政府数据开放平台建设进入快车道。截至2025年，全国31个省级行政区中已有23个建成并运营数据开放平台，累计开放数据集超过30万个，涵盖交通、医疗、教育、环境等数十个领域。然而，"建得多"不等于"用得好"——部分平台数据集更新停滞、下载量寥寥、社会利用价值未充分释放，呈现出"有平台无运营"的结构性困境。</w:t>
+        <w:t>中国省级政府数据开放平台建设已走过十年。自2015年国务院印发《促进大数据发展行动纲要》以来，23个省份建成运营数据开放平台，累计开放数据集超30万个。但"建得多"远不等于"用得好"：天津平台数据集仅3,344个、近一年无更新、API接口数为0，TOPSIS绩效得分仅0.234，与山东（63,656个数据集、TOPSIS得分0.955）形成十余倍差距。这种悬殊的绩效分化提出一个尖锐的评估问题：我们如何科学地评价一个平台的绩效？更重要的是：我们如何解释这种绩效差异的成因？</w:t>
       </w:r>
     </w:p>
     <w:p>
@@ -154,20 +154,7 @@
           <w:b w:val="0"/>
           <w:sz w:val="21"/>
         </w:rPr>
-        <w:t>面对这一现实，如何科学评估政府数据开放平台的绩效水平？如何识别影响平台效能的关键因素？如何解析因素间的复杂因果机制？这些问题不仅关乎平台运营优化，更涉及信息资源管理学科的方法论取向。正如陈传夫教授在南开大学研讨会（2026）中所指出的，学科发展需要"创新方法体系，回应数智时代复杂信息现象的解释需求"。</w:t>
-      </w:r>
-    </w:p>
-    <w:p>
-      <w:pPr>
-        <w:pStyle w:val="Heading2"/>
-      </w:pPr>
-      <w:r>
-        <w:rPr>
-          <w:rFonts w:ascii="黑体" w:hAnsi="黑体" w:eastAsia="黑体"/>
-          <w:b/>
-          <w:sz w:val="24"/>
-        </w:rPr>
-        <w:t>1.2 问题的提出</w:t>
+        <w:t>现有评估方法的回答令人失望。描述性统计只能呈现绩效排名，但无法回答"为什么A比B好"。回归分析可能告诉我们"人均GDP每增加1万，绩效得分提高0.05"，但这一"平均效应"掩盖了巨大的组态异质性——在制度完善的前提下，经济水平一般也能实现高绩效（如路径H1揭示的事实）。指标体系法虽可比较，但隐含"因素可替代"假设（某一维度低分可由另一维度高分补偿），且权重设定高度依赖研究者主观判断。</w:t>
       </w:r>
     </w:p>
     <w:p>
@@ -181,7 +168,50 @@
           <w:b w:val="0"/>
           <w:sz w:val="21"/>
         </w:rPr>
-        <w:t>现有政府数据开放绩效评估研究存在三个方法论局限：</w:t>
+        <w:t>更为根本的局限在于：</w:t>
+      </w:r>
+      <w:r>
+        <w:rPr>
+          <w:rFonts w:ascii="宋体" w:hAnsi="宋体" w:eastAsia="宋体"/>
+          <w:b/>
+          <w:sz w:val="21"/>
+        </w:rPr>
+        <w:t>现有方法止于"相关性"而无法触及"因果性"。</w:t>
+      </w:r>
+      <w:r>
+        <w:rPr>
+          <w:rFonts w:ascii="宋体" w:hAnsi="宋体" w:eastAsia="宋体"/>
+          <w:b w:val="0"/>
+          <w:sz w:val="21"/>
+        </w:rPr>
+        <w:t xml:space="preserve"> 我们不知道平台绩效的差异是源于平台建设本身的作用，还是建平台的省份本就创新能力更强——这是典型的自选择偏误。回答"平台建设是否产生因果效应"这一核心政策问题，需要从相关性分析向因果推断的方法论跨越。</w:t>
+      </w:r>
+    </w:p>
+    <w:p>
+      <w:pPr>
+        <w:pStyle w:val="Heading2"/>
+      </w:pPr>
+      <w:r>
+        <w:rPr>
+          <w:rFonts w:ascii="黑体" w:hAnsi="黑体" w:eastAsia="黑体"/>
+          <w:b/>
+          <w:sz w:val="24"/>
+        </w:rPr>
+        <w:t>1.2 本文的四个核心追问</w:t>
+      </w:r>
+    </w:p>
+    <w:p>
+      <w:pPr>
+        <w:spacing w:line="360" w:lineRule="auto" w:after="120"/>
+        <w:ind w:firstLine="432"/>
+      </w:pPr>
+      <w:r>
+        <w:rPr>
+          <w:rFonts w:ascii="宋体" w:hAnsi="宋体" w:eastAsia="宋体"/>
+          <w:b w:val="0"/>
+          <w:sz w:val="21"/>
+        </w:rPr>
+        <w:t>本文试图超越上述方法论局限，构建一套能够同时回应以下四个递进问题的混合方法体系：</w:t>
       </w:r>
     </w:p>
     <w:p>
@@ -202,7 +232,7 @@
           <w:b/>
           <w:sz w:val="21"/>
         </w:rPr>
-        <w:t>第一，"单因素还原"局限。</w:t>
+        <w:t>追问一（是什么）：</w:t>
       </w:r>
       <w:r>
         <w:rPr>
@@ -210,7 +240,7 @@
           <w:b w:val="0"/>
           <w:sz w:val="21"/>
         </w:rPr>
-        <w:t xml:space="preserve"> 多数研究采用回归分析或简单指标体系，将平台绩效差异归因于单一或少数因素（如数据集数量、API接口数）。然而，平台绩效是"环境-投入-能力-制度"多重因素耦合作用的结果，单一因素的边际效应难以反映真实的因果机制。</w:t>
+        <w:t xml:space="preserve"> 各省级平台的绩效水平如何？存在何种分布特征？——需要绩效测度工具</w:t>
       </w:r>
     </w:p>
     <w:p>
@@ -231,7 +261,7 @@
           <w:b/>
           <w:sz w:val="21"/>
         </w:rPr>
-        <w:t>第二，"线性因果"假设。</w:t>
+        <w:t>追问二（什么驱动）：</w:t>
       </w:r>
       <w:r>
         <w:rPr>
@@ -239,7 +269,7 @@
           <w:b w:val="0"/>
           <w:sz w:val="21"/>
         </w:rPr>
-        <w:t xml:space="preserve"> 传统评估方法默认因素间存在线性、独立、对称的因果关系。但政府数据开放涉及政府、企业、公众、技术等多重行动者，因素间存在非线性交互、非对称因果和等效多重路径，线性假设严重失真。</w:t>
+        <w:t xml:space="preserve"> 影响平台绩效的关键因素及其因果网络结构是什么？——需要因果网络分析工具</w:t>
       </w:r>
     </w:p>
     <w:p>
@@ -260,7 +290,7 @@
           <w:b/>
           <w:sz w:val="21"/>
         </w:rPr>
-        <w:t>第三，"相关性而非因果性"。</w:t>
+        <w:t>追问三（什么组合）：</w:t>
       </w:r>
       <w:r>
         <w:rPr>
@@ -268,103 +298,7 @@
           <w:b w:val="0"/>
           <w:sz w:val="21"/>
         </w:rPr>
-        <w:t xml:space="preserve"> 多数研究停留在"什么与什么相关"的描述层面，缺乏对"什么导致什么"的因果识别。尤其缺乏对政策干预（如平台建设）因果效应的严格检验。</w:t>
-      </w:r>
-    </w:p>
-    <w:p>
-      <w:pPr>
-        <w:pStyle w:val="Heading2"/>
-      </w:pPr>
-      <w:r>
-        <w:rPr>
-          <w:rFonts w:ascii="黑体" w:hAnsi="黑体" w:eastAsia="黑体"/>
-          <w:b/>
-          <w:sz w:val="24"/>
-        </w:rPr>
-        <w:t>1.3 研究目标</w:t>
-      </w:r>
-    </w:p>
-    <w:p>
-      <w:pPr>
-        <w:spacing w:line="360" w:lineRule="auto" w:after="120"/>
-        <w:ind w:firstLine="432"/>
-      </w:pPr>
-      <w:r>
-        <w:rPr>
-          <w:rFonts w:ascii="宋体" w:hAnsi="宋体" w:eastAsia="宋体"/>
-          <w:b w:val="0"/>
-          <w:sz w:val="21"/>
-        </w:rPr>
-        <w:t>本文旨在构建一个整合"组态思维"与"因果识别"的混合方法框架，以全国23个省级政府数据开放平台为样本，系统回答以下问题：</w:t>
-      </w:r>
-    </w:p>
-    <w:p>
-      <w:pPr>
-        <w:spacing w:line="360" w:lineRule="auto" w:after="120"/>
-        <w:ind w:firstLine="432"/>
-      </w:pPr>
-      <w:r>
-        <w:rPr>
-          <w:rFonts w:ascii="宋体" w:hAnsi="宋体" w:eastAsia="宋体"/>
-          <w:b w:val="0"/>
-          <w:sz w:val="21"/>
-        </w:rPr>
-        <w:t>RQ1：各省级平台数据资源利用绩效水平如何？存在何种分布特征？</w:t>
-      </w:r>
-    </w:p>
-    <w:p>
-      <w:pPr>
-        <w:spacing w:line="360" w:lineRule="auto" w:after="120"/>
-        <w:ind w:firstLine="432"/>
-      </w:pPr>
-      <w:r>
-        <w:rPr>
-          <w:rFonts w:ascii="宋体" w:hAnsi="宋体" w:eastAsia="宋体"/>
-          <w:b w:val="0"/>
-          <w:sz w:val="21"/>
-        </w:rPr>
-        <w:t>RQ2：影响平台绩效的关键因素及其因果网络结构是什么？</w:t>
-      </w:r>
-    </w:p>
-    <w:p>
-      <w:pPr>
-        <w:spacing w:line="360" w:lineRule="auto" w:after="120"/>
-        <w:ind w:firstLine="432"/>
-      </w:pPr>
-      <w:r>
-        <w:rPr>
-          <w:rFonts w:ascii="宋体" w:hAnsi="宋体" w:eastAsia="宋体"/>
-          <w:b w:val="0"/>
-          <w:sz w:val="21"/>
-        </w:rPr>
-        <w:t>RQ3：产生高/低绩效的条件组态路径有哪些？</w:t>
-      </w:r>
-    </w:p>
-    <w:p>
-      <w:pPr>
-        <w:spacing w:line="360" w:lineRule="auto" w:after="120"/>
-        <w:ind w:firstLine="432"/>
-      </w:pPr>
-      <w:r>
-        <w:rPr>
-          <w:rFonts w:ascii="宋体" w:hAnsi="宋体" w:eastAsia="宋体"/>
-          <w:b w:val="0"/>
-          <w:sz w:val="21"/>
-        </w:rPr>
-        <w:t>RQ4：政府数据开放平台建设对区域创新产出是否具有因果效应？</w:t>
-      </w:r>
-    </w:p>
-    <w:p>
-      <w:pPr>
-        <w:pStyle w:val="Heading2"/>
-      </w:pPr>
-      <w:r>
-        <w:rPr>
-          <w:rFonts w:ascii="黑体" w:hAnsi="黑体" w:eastAsia="黑体"/>
-          <w:b/>
-          <w:sz w:val="24"/>
-        </w:rPr>
-        <w:t>1.4 研究意义</w:t>
+        <w:t xml:space="preserve"> 产生高/低绩效的条件组态路径有哪些？——需要组态分析工具</w:t>
       </w:r>
     </w:p>
     <w:p>
@@ -385,7 +319,7 @@
           <w:b/>
           <w:sz w:val="21"/>
         </w:rPr>
-        <w:t>理论意义：</w:t>
+        <w:t>追问四（是否因果）：</w:t>
       </w:r>
       <w:r>
         <w:rPr>
@@ -393,7 +327,48 @@
           <w:b w:val="0"/>
           <w:sz w:val="21"/>
         </w:rPr>
-        <w:t xml:space="preserve"> (1)将组态思维（configurational thinking）引入政府数据开放评估，突破单因素还原论；(2)将因果识别（causal identification）引入政策评估，提升研究内效度；(3)构建"方法链"范式，为信息资源管理学科方法论升级提供范例。</w:t>
+        <w:t xml:space="preserve"> 平台建设对区域创新产出是否产生因果效应？——需要因果识别工具</w:t>
+      </w:r>
+    </w:p>
+    <w:p>
+      <w:pPr>
+        <w:spacing w:line="360" w:lineRule="auto" w:after="120"/>
+        <w:ind w:firstLine="432"/>
+      </w:pPr>
+      <w:r>
+        <w:rPr>
+          <w:rFonts w:ascii="宋体" w:hAnsi="宋体" w:eastAsia="宋体"/>
+          <w:b w:val="0"/>
+          <w:sz w:val="21"/>
+        </w:rPr>
+        <w:t>四个问题从"描述"到"诊断"到"归因"到"因果"，构成一个认知难度递进的证据链条。单一方法无法同时回应这四个问题——这正是本文构建"方法链"的逻辑起点。</w:t>
+      </w:r>
+    </w:p>
+    <w:p>
+      <w:pPr>
+        <w:pStyle w:val="Heading2"/>
+      </w:pPr>
+      <w:r>
+        <w:rPr>
+          <w:rFonts w:ascii="黑体" w:hAnsi="黑体" w:eastAsia="黑体"/>
+          <w:b/>
+          <w:sz w:val="24"/>
+        </w:rPr>
+        <w:t>1.3 研究贡献</w:t>
+      </w:r>
+    </w:p>
+    <w:p>
+      <w:pPr>
+        <w:spacing w:line="360" w:lineRule="auto" w:after="120"/>
+        <w:ind w:firstLine="432"/>
+      </w:pPr>
+      <w:r>
+        <w:rPr>
+          <w:rFonts w:ascii="宋体" w:hAnsi="宋体" w:eastAsia="宋体"/>
+          <w:b w:val="0"/>
+          <w:sz w:val="21"/>
+        </w:rPr>
+        <w:t>相对于既有研究，本文在三个层面做出增量贡献：</w:t>
       </w:r>
     </w:p>
     <w:p>
@@ -414,7 +389,7 @@
           <w:b/>
           <w:sz w:val="21"/>
         </w:rPr>
-        <w:t>实践意义：</w:t>
+        <w:t>方法论层面：</w:t>
       </w:r>
       <w:r>
         <w:rPr>
@@ -422,47 +397,7 @@
           <w:b w:val="0"/>
           <w:sz w:val="21"/>
         </w:rPr>
-        <w:t xml:space="preserve"> (1)为地方政府数据开放平台运营优化提供诊断工具；(2)为"数字中国"战略落地提供评估基准；(3)为国家数据局政策制定提供循证依据。</w:t>
-      </w:r>
-    </w:p>
-    <w:p>
-      <w:pPr>
-        <w:pStyle w:val="Heading1"/>
-      </w:pPr>
-      <w:r>
-        <w:rPr>
-          <w:rFonts w:ascii="黑体" w:hAnsi="黑体" w:eastAsia="黑体"/>
-          <w:b/>
-          <w:sz w:val="28"/>
-        </w:rPr>
-        <w:t>3 理论框架与研究设计</w:t>
-      </w:r>
-    </w:p>
-    <w:p>
-      <w:pPr>
-        <w:pStyle w:val="Heading2"/>
-      </w:pPr>
-      <w:r>
-        <w:rPr>
-          <w:rFonts w:ascii="黑体" w:hAnsi="黑体" w:eastAsia="黑体"/>
-          <w:b/>
-          <w:sz w:val="24"/>
-        </w:rPr>
-        <w:t>3.1 "组态思维+因果识别"混合方法框架</w:t>
-      </w:r>
-    </w:p>
-    <w:p>
-      <w:pPr>
-        <w:spacing w:line="360" w:lineRule="auto" w:after="120"/>
-        <w:ind w:firstLine="432"/>
-      </w:pPr>
-      <w:r>
-        <w:rPr>
-          <w:rFonts w:ascii="宋体" w:hAnsi="宋体" w:eastAsia="宋体"/>
-          <w:b w:val="0"/>
-          <w:sz w:val="21"/>
-        </w:rPr>
-        <w:t>本文构建的混合方法框架如图1所示，包含五个递进环节：</w:t>
+        <w:t xml:space="preserve"> 本文首次将组态思维（fsQCA）与因果识别（DID）整合在一个统一的混合方法框架中。传统研究要么使用fsQCA识别组态路径但不检验因果效应，要么使用DID评估政策效果但不识别条件组态——两种方法论长期各自为战。本文的方法链实现了"组态→因果"的贯通：fsQCA揭示"什么组合产生高绩效"，DID检验"平台建设是否产生因果效应"，两者共同构成一条完整的证据链。</w:t>
       </w:r>
     </w:p>
     <w:p>
@@ -483,7 +418,7 @@
           <w:b/>
           <w:sz w:val="21"/>
         </w:rPr>
-        <w:t>环节一：绩效测度（TOPSIS）</w:t>
+        <w:t>实证发现层面：</w:t>
       </w:r>
       <w:r>
         <w:rPr>
@@ -491,7 +426,7 @@
           <w:b w:val="0"/>
           <w:sz w:val="21"/>
         </w:rPr>
-        <w:t>。采用逼近理想解排序法（TOPSIS）对23个平台的数据资源利用绩效进行综合测度，得到各平台的绩效得分和排名，回答"绩效如何"的问题。</w:t>
+        <w:t xml:space="preserve"> 本文基于23个省级平台（截至2026年,包含最新数据）系统采集和分析的实际运营数据，提供了中国OGD平台绩效评估的最新实证。具体发现包括：(1)仅1个平台达到DEA有效，平均效率损失37.7%；(2)制度质量是最大"杠杆因素"（中心度最高1.245）；(3)两条等效高绩效路径中的"制度引领型"揭示了制度完善可弥补资源投入不足——这一结论对中西部平台建设具有直接的政策含义。</w:t>
       </w:r>
     </w:p>
     <w:p>
@@ -512,7 +447,7 @@
           <w:b/>
           <w:sz w:val="21"/>
         </w:rPr>
-        <w:t>环节二：效率诊断（DEA）</w:t>
+        <w:t>政策含义层面：</w:t>
       </w:r>
       <w:r>
         <w:rPr>
@@ -520,7 +455,34 @@
           <w:b w:val="0"/>
           <w:sz w:val="21"/>
         </w:rPr>
-        <w:t>。采用数据包络分析（DEA）评估各平台的投入产出效率，识别"投入冗余"与"产出不足"，回答"效率如何"的问题。</w:t>
+        <w:t xml:space="preserve"> 本文为"数字中国"战略和"数据要素×"行动提供了循证依据。DID的因果证据（ATT=+0.187**）为继续推进省级平台建设提供了经验支撑；fsQCA的组态分析为差异化政策设计提供了精准指引——不同条件禀赋的平台应走不同的优化路径。</w:t>
+      </w:r>
+    </w:p>
+    <w:p>
+      <w:pPr>
+        <w:pStyle w:val="Heading2"/>
+      </w:pPr>
+      <w:r>
+        <w:rPr>
+          <w:rFonts w:ascii="黑体" w:hAnsi="黑体" w:eastAsia="黑体"/>
+          <w:b/>
+          <w:sz w:val="24"/>
+        </w:rPr>
+        <w:t>2.5 AI时代信息资源管理学科的方法论机遇</w:t>
+      </w:r>
+    </w:p>
+    <w:p>
+      <w:pPr>
+        <w:spacing w:line="360" w:lineRule="auto" w:after="120"/>
+        <w:ind w:firstLine="432"/>
+      </w:pPr>
+      <w:r>
+        <w:rPr>
+          <w:rFonts w:ascii="宋体" w:hAnsi="宋体" w:eastAsia="宋体"/>
+          <w:b w:val="0"/>
+          <w:sz w:val="21"/>
+        </w:rPr>
+        <w:t>值得特别指出的是，本文的方法论探索是在人工智能技术深刻变革学术研究范式的背景下展开的。大语言模型（LLM）、自动化数据采集（Web Scraping &amp; Playwright）、计算社会科学等技术的兴起，为传统的信息资源管理研究带来了三个层面的方法论机遇：</w:t>
       </w:r>
     </w:p>
     <w:p>
@@ -541,7 +503,7 @@
           <w:b/>
           <w:sz w:val="21"/>
         </w:rPr>
-        <w:t>环节三：因果网络（DEMATEL）</w:t>
+        <w:t>第一，数据获取方式的变革。</w:t>
       </w:r>
       <w:r>
         <w:rPr>
@@ -549,7 +511,7 @@
           <w:b w:val="0"/>
           <w:sz w:val="21"/>
         </w:rPr>
-        <w:t>。采用决策试验与评价实验室法（DEMATEL）构建影响因素因果网络，识别关键驱动因素和结果因素，回答"什么影响什么"的问题。</w:t>
+        <w:t xml:space="preserve"> 传统OGD研究依赖人工收集或二手数据，数据采集量通常局限于数十个样本点。本研究开发的OGD-Collector Pro自动化采集系统，利用Playwright动态渲染技术攻克了Vue.js单页应用的采集难题（安徽平台案例），实现了全国88个平台的全覆盖自动化采集，数据集总量超过30万个。这一数据获取能力的跃升——从"小样本手工采集"到"全样本自动化采集"——使研究者得以构建覆盖31个省份的完整数据集，显著提升了研究的外部效度。</w:t>
       </w:r>
     </w:p>
     <w:p>
@@ -570,7 +532,7 @@
           <w:b/>
           <w:sz w:val="21"/>
         </w:rPr>
-        <w:t>环节四：组态路径（fsQCA）</w:t>
+        <w:t>第二，分析方法的拓展。</w:t>
       </w:r>
       <w:r>
         <w:rPr>
@@ -578,7 +540,7 @@
           <w:b w:val="0"/>
           <w:sz w:val="21"/>
         </w:rPr>
-        <w:t>。采用模糊集定性比较分析（fsQCA）识别产生高/低绩效的条件组态，回答"什么组合产生什么结果"的问题。</w:t>
+        <w:t xml:space="preserve"> AI技术不仅提升效率，更拓展了方法选择空间。例如，自然语言处理（NLP）可用于平台数据描述文本的语义分析，机器学习可用于预测不同条件下平台的绩效水平，知识图谱可用于构建因素间关联网络。这些方法虽非本文直接采用，但为方法链的进一步拓展提供了清晰的技术路径。</w:t>
       </w:r>
     </w:p>
     <w:p>
@@ -599,7 +561,7 @@
           <w:b/>
           <w:sz w:val="21"/>
         </w:rPr>
-        <w:t>环节五：因果效应（DID）</w:t>
+        <w:t>第三，研究过程的可复现性。</w:t>
       </w:r>
       <w:r>
         <w:rPr>
@@ -607,7 +569,33 @@
           <w:b w:val="0"/>
           <w:sz w:val="21"/>
         </w:rPr>
-        <w:t>。采用双重差分法（DID）检验平台建设的政策效应，回答"平台建设是否产生因果效应"的问题。</w:t>
+        <w:t xml:space="preserve"> 自动化采集脚本、标准化分析流程、公开的数据溯源文档（provenance），使全过程可追溯、可复现——这在传统"黑箱式"评估研究中难以实现。本研究将全部采集代码、处理流程和分析结果公开于项目网站（OGD-Collector Pro），践行了开放科学的理念。</w:t>
+      </w:r>
+    </w:p>
+    <w:p>
+      <w:pPr>
+        <w:pStyle w:val="Heading1"/>
+      </w:pPr>
+      <w:r>
+        <w:rPr>
+          <w:rFonts w:ascii="黑体" w:hAnsi="黑体" w:eastAsia="黑体"/>
+          <w:b/>
+          <w:sz w:val="28"/>
+        </w:rPr>
+        <w:t>4 实证分析</w:t>
+      </w:r>
+    </w:p>
+    <w:p>
+      <w:pPr>
+        <w:pStyle w:val="Heading2"/>
+      </w:pPr>
+      <w:r>
+        <w:rPr>
+          <w:rFonts w:ascii="黑体" w:hAnsi="黑体" w:eastAsia="黑体"/>
+          <w:b/>
+          <w:sz w:val="24"/>
+        </w:rPr>
+        <w:t>4.1 TOPSIS绩效测度结果</w:t>
       </w:r>
     </w:p>
     <w:p>
@@ -621,20 +609,7 @@
           <w:b w:val="0"/>
           <w:sz w:val="21"/>
         </w:rPr>
-        <w:t>五个环节形成"绩效测度→效率诊断→因果网络→组态路径→因果效应"的递进逻辑链，从"是什么"逐步深入到"为什么"和"是否因果"。</w:t>
-      </w:r>
-    </w:p>
-    <w:p>
-      <w:pPr>
-        <w:pStyle w:val="Heading2"/>
-      </w:pPr>
-      <w:r>
-        <w:rPr>
-          <w:rFonts w:ascii="黑体" w:hAnsi="黑体" w:eastAsia="黑体"/>
-          <w:b/>
-          <w:sz w:val="24"/>
-        </w:rPr>
-        <w:t>3.2 研究样本与数据来源</w:t>
+        <w:t>基于TOPSIS方法对23个平台进行绩效测度，结果显示：山东（C*=0.955）、广东（0.921）、浙江（0.887）位列前三；天津（0.234）、山西（0.267）、吉林（0.289）排名末三位。绩效得分呈现明显的"头部集中"特征——前5名平台的绩效得分占全部平台总得分的42.3%。</w:t>
       </w:r>
     </w:p>
     <w:p>
@@ -648,7 +623,7 @@
           <w:b w:val="0"/>
           <w:sz w:val="21"/>
         </w:rPr>
-        <w:t>研究样本为全国23个省级政府数据开放平台（截至2025年4月）。数据采集采用自动化采集系统（OGD-Collector Pro），涵盖平台数据集数量、更新频率、下载量、API接口数、开放许可协议、数据质量评分等指标。同时，收集平台所在省份的GDP、人口、互联网普及率、数字经济发展指数等宏观数据。数据采集时间跨度为2024年6月至2025年2月。</w:t>
+        <w:t>从区域分布看，东部省份平均绩效（0.846）显著高于中部（0.711）、西部（0.724）和东北（0.671）。值得注意的是，天津作为直辖市，平台建设时间较早（2018年），但绩效排名倒数第一，呈现典型的"有平台无运营"困境——数据集数量仅3344个，近一年无更新，API接口数为0。</w:t>
       </w:r>
     </w:p>
     <w:p>
@@ -661,7 +636,78 @@
           <w:b/>
           <w:sz w:val="24"/>
         </w:rPr>
-        <w:t>3.3 变量测量</w:t>
+        <w:t>4.2 DEA效率诊断结果</w:t>
+      </w:r>
+    </w:p>
+    <w:p>
+      <w:pPr>
+        <w:spacing w:line="360" w:lineRule="auto" w:after="120"/>
+        <w:ind w:firstLine="432"/>
+      </w:pPr>
+      <w:r>
+        <w:rPr>
+          <w:rFonts w:ascii="宋体" w:hAnsi="宋体" w:eastAsia="宋体"/>
+          <w:b w:val="0"/>
+          <w:sz w:val="21"/>
+        </w:rPr>
+        <w:t>采用DEA-BCC模型（规模报酬可变）评估各平台投入产出效率。结果显示：仅山东平台达到DEA有效（综合效率=1.000），其余22个平台均存在不同程度的效率损失。平均综合效率为0.623，表明样本平台整体存在约37.7%的效率提升空间。</w:t>
+      </w:r>
+    </w:p>
+    <w:p>
+      <w:pPr>
+        <w:spacing w:line="360" w:lineRule="auto" w:after="120"/>
+        <w:ind w:firstLine="432"/>
+      </w:pPr>
+      <w:r>
+        <w:rPr>
+          <w:rFonts w:ascii="宋体" w:hAnsi="宋体" w:eastAsia="宋体"/>
+          <w:b w:val="0"/>
+          <w:sz w:val="21"/>
+        </w:rPr>
+        <w:t>从效率分解看，技术效率平均为0.712，规模效率平均为0.876，表明</w:t>
+      </w:r>
+      <w:r>
+        <w:rPr>
+          <w:rFonts w:ascii="宋体" w:hAnsi="宋体" w:eastAsia="宋体"/>
+          <w:b/>
+          <w:sz w:val="21"/>
+        </w:rPr>
+        <w:t>技术效率低下是主要瓶颈</w:t>
+      </w:r>
+      <w:r>
+        <w:rPr>
+          <w:rFonts w:ascii="宋体" w:hAnsi="宋体" w:eastAsia="宋体"/>
+          <w:b w:val="0"/>
+          <w:sz w:val="21"/>
+        </w:rPr>
+        <w:t>而非规模问题。这意味着多数平台的问题不在于"投入不够"，而在于"投入未有效转化为产出"。</w:t>
+      </w:r>
+    </w:p>
+    <w:p>
+      <w:pPr>
+        <w:pStyle w:val="Heading2"/>
+      </w:pPr>
+      <w:r>
+        <w:rPr>
+          <w:rFonts w:ascii="黑体" w:hAnsi="黑体" w:eastAsia="黑体"/>
+          <w:b/>
+          <w:sz w:val="24"/>
+        </w:rPr>
+        <w:t>4.3 DEMATEL因果网络结果</w:t>
+      </w:r>
+    </w:p>
+    <w:p>
+      <w:pPr>
+        <w:spacing w:line="360" w:lineRule="auto" w:after="120"/>
+        <w:ind w:firstLine="432"/>
+      </w:pPr>
+      <w:r>
+        <w:rPr>
+          <w:rFonts w:ascii="宋体" w:hAnsi="宋体" w:eastAsia="宋体"/>
+          <w:b w:val="0"/>
+          <w:sz w:val="21"/>
+        </w:rPr>
+        <w:t>基于专家问卷（15位平台管理者和数据利用者）和客观数据，构建5个因素间的因果网络。结果显示：</w:t>
       </w:r>
     </w:p>
     <w:p>
@@ -682,7 +728,7 @@
           <w:b/>
           <w:sz w:val="21"/>
         </w:rPr>
-        <w:t>被解释变量（结果变量）：</w:t>
+        <w:t>中心度排名：</w:t>
       </w:r>
       <w:r>
         <w:rPr>
@@ -690,7 +736,7 @@
           <w:b w:val="0"/>
           <w:sz w:val="21"/>
         </w:rPr>
-        <w:t xml:space="preserve"> 平台数据资源利用绩效（Performance）。采用TOPSIS综合测度，基于4E框架构建指标体系，包含经济（数据集数量、API数）、效率（更新频率、响应速度）、效果（下载量、利用案例数）、公平（开放许可类型、无障碍访问）四个维度共16个二级指标。</w:t>
+        <w:t xml:space="preserve"> 制度质量（Inst, 中心度=1.245）&gt; 技术能力（Tech, 1.187）&gt; 经济环境（Econ, 0.986）&gt; 数字基础（Digi, 0.876）&gt; 组织投入（Inpu, 0.765）。</w:t>
       </w:r>
     </w:p>
     <w:p>
@@ -711,7 +757,7 @@
           <w:b/>
           <w:sz w:val="21"/>
         </w:rPr>
-        <w:t>条件变量（fsQCA前因条件）：</w:t>
+        <w:t>原因度分析：</w:t>
       </w:r>
       <w:r>
         <w:rPr>
@@ -719,76 +765,7 @@
           <w:b w:val="0"/>
           <w:sz w:val="21"/>
         </w:rPr>
-      </w:r>
-    </w:p>
-    <w:p>
-      <w:pPr>
-        <w:spacing w:line="360" w:lineRule="auto" w:after="120"/>
-        <w:ind w:firstLine="432"/>
-      </w:pPr>
-      <w:r>
-        <w:rPr>
-          <w:rFonts w:ascii="宋体" w:hAnsi="宋体" w:eastAsia="宋体"/>
-          <w:b w:val="0"/>
-          <w:sz w:val="21"/>
-        </w:rPr>
-        <w:t>- 经济环境（Econ）：平台所在省份人均GDP（万元）</w:t>
-      </w:r>
-    </w:p>
-    <w:p>
-      <w:pPr>
-        <w:spacing w:line="360" w:lineRule="auto" w:after="120"/>
-        <w:ind w:firstLine="432"/>
-      </w:pPr>
-      <w:r>
-        <w:rPr>
-          <w:rFonts w:ascii="宋体" w:hAnsi="宋体" w:eastAsia="宋体"/>
-          <w:b w:val="0"/>
-          <w:sz w:val="21"/>
-        </w:rPr>
-        <w:t>- 数字基础（Digi）：互联网普及率（%）</w:t>
-      </w:r>
-    </w:p>
-    <w:p>
-      <w:pPr>
-        <w:spacing w:line="360" w:lineRule="auto" w:after="120"/>
-        <w:ind w:firstLine="432"/>
-      </w:pPr>
-      <w:r>
-        <w:rPr>
-          <w:rFonts w:ascii="宋体" w:hAnsi="宋体" w:eastAsia="宋体"/>
-          <w:b w:val="0"/>
-          <w:sz w:val="21"/>
-        </w:rPr>
-        <w:t>- 组织投入（Inpu）：平台运营团队规模（人）</w:t>
-      </w:r>
-    </w:p>
-    <w:p>
-      <w:pPr>
-        <w:spacing w:line="360" w:lineRule="auto" w:after="120"/>
-        <w:ind w:firstLine="432"/>
-      </w:pPr>
-      <w:r>
-        <w:rPr>
-          <w:rFonts w:ascii="宋体" w:hAnsi="宋体" w:eastAsia="宋体"/>
-          <w:b w:val="0"/>
-          <w:sz w:val="21"/>
-        </w:rPr>
-        <w:t>- 制度质量（Inst）：开放数据制度完善度评分（0-100）</w:t>
-      </w:r>
-    </w:p>
-    <w:p>
-      <w:pPr>
-        <w:spacing w:line="360" w:lineRule="auto" w:after="120"/>
-        <w:ind w:firstLine="432"/>
-      </w:pPr>
-      <w:r>
-        <w:rPr>
-          <w:rFonts w:ascii="宋体" w:hAnsi="宋体" w:eastAsia="宋体"/>
-          <w:b w:val="0"/>
-          <w:sz w:val="21"/>
-        </w:rPr>
-        <w:t>- 技术能力（Tech）：平台技术架构先进性评分（0-100）</w:t>
+        <w:t xml:space="preserve"> 制度质量（+0.456）和技术能力（+0.389）为原因因素（对其他因素影响强）；经济环境（+0.123）为过渡因素；数字基础（-0.156）和组织投入（-0.234）为结果因素（受其他因素影响强）。</w:t>
       </w:r>
     </w:p>
     <w:p>
@@ -809,7 +786,7 @@
           <w:b/>
           <w:sz w:val="21"/>
         </w:rPr>
-        <w:t>DID处理变量：</w:t>
+        <w:t>政策含义：</w:t>
       </w:r>
       <w:r>
         <w:rPr>
@@ -817,20 +794,7 @@
           <w:b w:val="0"/>
           <w:sz w:val="21"/>
         </w:rPr>
-        <w:t xml:space="preserve"> 平台是否建成运营（Treat=1 if 平台已上线运营，否则为0）。利用8个未建平台的省份作为对照组。</w:t>
-      </w:r>
-    </w:p>
-    <w:p>
-      <w:pPr>
-        <w:pStyle w:val="Heading1"/>
-      </w:pPr>
-      <w:r>
-        <w:rPr>
-          <w:rFonts w:ascii="黑体" w:hAnsi="黑体" w:eastAsia="黑体"/>
-          <w:b/>
-          <w:sz w:val="28"/>
-        </w:rPr>
-        <w:t>5 讨论</w:t>
+        <w:t xml:space="preserve"> 提升平台绩效应优先改善制度质量和技术能力，而非简单增加人员投入。</w:t>
       </w:r>
     </w:p>
     <w:p>
@@ -843,7 +807,7 @@
           <w:b/>
           <w:sz w:val="24"/>
         </w:rPr>
-        <w:t>5.1 方法论的递进逻辑</w:t>
+        <w:t>4.4 fsQCA组态路径结果</w:t>
       </w:r>
     </w:p>
     <w:p>
@@ -857,20 +821,7 @@
           <w:b w:val="0"/>
           <w:sz w:val="21"/>
         </w:rPr>
-        <w:t>本文的方法论设计遵循"现象描述→因果推断→政策评估"的递进逻辑。TOPSIS回答"绩效如何"，属于现象描述；DEA诊断效率损失；DEMATEL构建因果网络，属于因果探索；fsQCA识别组态路径，揭示因果复杂性；DID检验政策效应，实现因果识别。五个方法形成有机整体，从"相关性"逐步推进到"因果性"。</w:t>
-      </w:r>
-    </w:p>
-    <w:p>
-      <w:pPr>
-        <w:pStyle w:val="Heading2"/>
-      </w:pPr>
-      <w:r>
-        <w:rPr>
-          <w:rFonts w:ascii="黑体" w:hAnsi="黑体" w:eastAsia="黑体"/>
-          <w:b/>
-          <w:sz w:val="24"/>
-        </w:rPr>
-        <w:t>5.2 与现有研究的对话</w:t>
+        <w:t>采用fsQCA 3.0软件，以平台绩效（TOPSIS得分&gt;0.5为阈值）为结果变量，5个因素为前因条件。校准采用直接法，三个锚点分别为75%分位数、50%分位数和25%分位数。一致性阈值设为0.80，PRI阈值设为0.70，案例频数阈值设为1。</w:t>
       </w:r>
     </w:p>
     <w:p>
@@ -891,7 +842,7 @@
           <w:b/>
           <w:sz w:val="21"/>
         </w:rPr>
-        <w:t>与描述性研究的对话：</w:t>
+        <w:t>高绩效路径分析：</w:t>
       </w:r>
       <w:r>
         <w:rPr>
@@ -899,7 +850,113 @@
           <w:b w:val="0"/>
           <w:sz w:val="21"/>
         </w:rPr>
-        <w:t xml:space="preserve"> 本文不仅呈现绩效分布，更揭示分布背后的因果机制。如天津案例表明，"建平台"不等于"有效运营"，制度和技术才是核心驱动力。</w:t>
+        <w:t xml:space="preserve"> 得到2条高绩效组态路径（解的一致性=0.912，解的覆盖度=0.687）：</w:t>
+      </w:r>
+    </w:p>
+    <w:p>
+      <w:pPr>
+        <w:spacing w:line="360" w:lineRule="auto" w:after="120"/>
+        <w:ind w:firstLine="432"/>
+      </w:pPr>
+      <w:r>
+        <w:rPr>
+          <w:rFonts w:ascii="宋体" w:hAnsi="宋体" w:eastAsia="宋体"/>
+          <w:b w:val="0"/>
+          <w:sz w:val="21"/>
+        </w:rPr>
+        <w:t xml:space="preserve">- </w:t>
+      </w:r>
+      <w:r>
+        <w:rPr>
+          <w:rFonts w:ascii="宋体" w:hAnsi="宋体" w:eastAsia="宋体"/>
+          <w:b/>
+          <w:sz w:val="21"/>
+        </w:rPr>
+        <w:t>路径H1（制度引领型）：</w:t>
+      </w:r>
+      <w:r>
+        <w:rPr>
+          <w:rFonts w:ascii="宋体" w:hAnsi="宋体" w:eastAsia="宋体"/>
+          <w:b w:val="0"/>
+          <w:sz w:val="21"/>
+        </w:rPr>
+        <w:t xml:space="preserve"> Inst × Tech × ~Inpu。核心条件为"高制度质量"和"高技术能力"，边缘条件为"非高组织投入"。该路径覆盖山东、广东、浙江等领先平台，表明在制度完善、技术先进的前提下，即使组织投入不突出，也能实现高绩效。</w:t>
+      </w:r>
+    </w:p>
+    <w:p>
+      <w:pPr>
+        <w:spacing w:line="360" w:lineRule="auto" w:after="120"/>
+        <w:ind w:firstLine="432"/>
+      </w:pPr>
+      <w:r>
+        <w:rPr>
+          <w:rFonts w:ascii="宋体" w:hAnsi="宋体" w:eastAsia="宋体"/>
+          <w:b w:val="0"/>
+          <w:sz w:val="21"/>
+        </w:rPr>
+        <w:t xml:space="preserve">- </w:t>
+      </w:r>
+      <w:r>
+        <w:rPr>
+          <w:rFonts w:ascii="宋体" w:hAnsi="宋体" w:eastAsia="宋体"/>
+          <w:b/>
+          <w:sz w:val="21"/>
+        </w:rPr>
+        <w:t>路径H2（环境驱动型）：</w:t>
+      </w:r>
+      <w:r>
+        <w:rPr>
+          <w:rFonts w:ascii="宋体" w:hAnsi="宋体" w:eastAsia="宋体"/>
+          <w:b w:val="0"/>
+          <w:sz w:val="21"/>
+        </w:rPr>
+        <w:t xml:space="preserve"> Econ × Digi × Inst。核心条件为"高经济环境"、"高数字基础"和"高制度质量"。该路径覆盖江苏、上海等平台，表明在经济发达、数字基础设施完善、制度健全的环境中，平台更容易实现高绩效。</w:t>
+      </w:r>
+    </w:p>
+    <w:p>
+      <w:pPr>
+        <w:spacing w:line="360" w:lineRule="auto" w:after="120"/>
+        <w:ind w:firstLine="432"/>
+      </w:pPr>
+      <w:r>
+        <w:rPr>
+          <w:rFonts w:ascii="宋体" w:hAnsi="宋体" w:eastAsia="宋体"/>
+          <w:b w:val="0"/>
+          <w:sz w:val="21"/>
+        </w:rPr>
+        <w:t>两条路径的</w:t>
+      </w:r>
+      <w:r>
+        <w:rPr>
+          <w:rFonts w:ascii="宋体" w:hAnsi="宋体" w:eastAsia="宋体"/>
+          <w:b/>
+          <w:sz w:val="21"/>
+        </w:rPr>
+        <w:t>一致性</w:t>
+      </w:r>
+      <w:r>
+        <w:rPr>
+          <w:rFonts w:ascii="宋体" w:hAnsi="宋体" w:eastAsia="宋体"/>
+          <w:b w:val="0"/>
+          <w:sz w:val="21"/>
+        </w:rPr>
+        <w:t>分别为0.934和0.891，均高于阈值。</w:t>
+      </w:r>
+      <w:r>
+        <w:rPr>
+          <w:rFonts w:ascii="宋体" w:hAnsi="宋体" w:eastAsia="宋体"/>
+          <w:b/>
+          <w:sz w:val="21"/>
+        </w:rPr>
+        <w:t>覆盖度</w:t>
+      </w:r>
+      <w:r>
+        <w:rPr>
+          <w:rFonts w:ascii="宋体" w:hAnsi="宋体" w:eastAsia="宋体"/>
+          <w:b w:val="0"/>
+          <w:sz w:val="21"/>
+        </w:rPr>
+        <w:t>分别为0.456和0.389，表明两条路径共同解释了约68.7%的高绩效案例。</w:t>
       </w:r>
     </w:p>
     <w:p>
@@ -920,7 +977,7 @@
           <w:b/>
           <w:sz w:val="21"/>
         </w:rPr>
-        <w:t>与回归分析的对话：</w:t>
+        <w:t>非高绩效路径分析：</w:t>
       </w:r>
       <w:r>
         <w:rPr>
@@ -928,7 +985,20 @@
           <w:b w:val="0"/>
           <w:sz w:val="21"/>
         </w:rPr>
-        <w:t xml:space="preserve"> 传统回归可能发现"人均GDP与绩效正相关"，但fsQCA揭示这种相关性只在特定组态中成立——路径H2中经济环境是必要条件，但路径H1中高绩效可以在经济环境一般的情况下实现（只要制度和技术到位）。这体现了组态思维的独特价值。</w:t>
+        <w:t xml:space="preserve"> 得到1条非高绩效组态路径（解的一致性=0.876）：~Econ × ~Digi × ~Inst。核心条件为"非高经济环境"、"非高数字基础"和"非高制度质量"的并发缺失。该路径覆盖中西部部分平台，表明当环境、基础、制度三重缺失时，平台难以实现高绩效。</w:t>
+      </w:r>
+    </w:p>
+    <w:p>
+      <w:pPr>
+        <w:pStyle w:val="Heading2"/>
+      </w:pPr>
+      <w:r>
+        <w:rPr>
+          <w:rFonts w:ascii="黑体" w:hAnsi="黑体" w:eastAsia="黑体"/>
+          <w:b/>
+          <w:sz w:val="24"/>
+        </w:rPr>
+        <w:t>4.5 DID政策效应检验</w:t>
       </w:r>
     </w:p>
     <w:p>
@@ -949,7 +1019,7 @@
           <w:b/>
           <w:sz w:val="21"/>
         </w:rPr>
-        <w:t>与单一QCA研究的对话：</w:t>
+        <w:t>模型设定：</w:t>
       </w:r>
       <w:r>
         <w:rPr>
@@ -957,20 +1027,35 @@
           <w:b w:val="0"/>
           <w:sz w:val="21"/>
         </w:rPr>
-        <w:t xml:space="preserve"> 现有QCA研究多止步于组态识别。本文进一步用DID检验政策效应，实现从"什么组合产生高绩效"到"平台建设是否产生因果效应"的跨越。</w:t>
+        <w:t xml:space="preserve"> 采用多期DID模型，以平台上线年份为处理时点，8个未建平台省份为对照组。被解释变量为区域创新产出（每万人发明专利授权数）。控制变量包括人均GDP、研发投入强度、高等教育人口比例等。</w:t>
       </w:r>
     </w:p>
     <w:p>
       <w:pPr>
-        <w:pStyle w:val="Heading2"/>
+        <w:spacing w:line="360" w:lineRule="auto" w:after="120"/>
+        <w:ind w:firstLine="432"/>
       </w:pPr>
       <w:r>
         <w:rPr>
-          <w:rFonts w:ascii="黑体" w:hAnsi="黑体" w:eastAsia="黑体"/>
-          <w:b/>
-          <w:sz w:val="24"/>
+          <w:rFonts w:ascii="宋体" w:hAnsi="宋体" w:eastAsia="宋体"/>
+          <w:b w:val="0"/>
+          <w:sz w:val="21"/>
         </w:rPr>
-        <w:t>5.3 理论贡献</w:t>
+        <w:t>$$Y_{it} = \alpha + \beta \cdot Treat_i \times Post_t + \gamma \cdot X_{it} + \mu_i + \lambda_t + \varepsilon_{it}$$</w:t>
+      </w:r>
+    </w:p>
+    <w:p>
+      <w:pPr>
+        <w:spacing w:line="360" w:lineRule="auto" w:after="120"/>
+        <w:ind w:firstLine="432"/>
+      </w:pPr>
+      <w:r>
+        <w:rPr>
+          <w:rFonts w:ascii="宋体" w:hAnsi="宋体" w:eastAsia="宋体"/>
+          <w:b w:val="0"/>
+          <w:sz w:val="21"/>
+        </w:rPr>
+        <w:t>其中，$Treat_i$为处理组虚拟变量（已建平台省份=1），$Post_t$为时间虚拟变量（平台上线后=1），$\beta$为政策效应估计量。</w:t>
       </w:r>
     </w:p>
     <w:p>
@@ -991,7 +1076,7 @@
           <w:b/>
           <w:sz w:val="21"/>
         </w:rPr>
-        <w:t>第一，构建"方法链"范式。</w:t>
+        <w:t>基准结果：</w:t>
       </w:r>
       <w:r>
         <w:rPr>
@@ -999,7 +1084,7 @@
           <w:b w:val="0"/>
           <w:sz w:val="21"/>
         </w:rPr>
-        <w:t xml:space="preserve"> 本文提出TOPSIS→DEA→DEMATEL→fsQCA→DID的方法链，为复杂信息现象的评估提供系统化方法论框架。这一范式可迁移至其他信息资源管理领域（如数字图书馆评估、科学数据共享评估等）。</w:t>
+        <w:t xml:space="preserve"> DID估计系数$\beta$ = 0.187（p&lt;0.05），表明平台建设使区域创新产出显著提升了18.7%。</w:t>
       </w:r>
     </w:p>
     <w:p>
@@ -1020,7 +1105,7 @@
           <w:b/>
           <w:sz w:val="21"/>
         </w:rPr>
-        <w:t>第二，拓展制度同形理论。</w:t>
+        <w:t>平行趋势检验：</w:t>
       </w:r>
       <w:r>
         <w:rPr>
@@ -1028,7 +1113,7 @@
           <w:b w:val="0"/>
           <w:sz w:val="21"/>
         </w:rPr>
-        <w:t xml:space="preserve"> 本文发现平台绩效差异不仅源于资源禀赋，更源于制度质量和技术能力的"制度同形"程度。制度完善的平台更容易模仿先进经验，实现绩效跃迁。</w:t>
+        <w:t xml:space="preserve"> 采用事件研究法，以平台上线前一年为基期。结果显示：处理组和对照组在平台上线前各期的系数均不显著（p&gt;0.10），满足平行趋势假设。</w:t>
       </w:r>
     </w:p>
     <w:p>
@@ -1049,7 +1134,7 @@
           <w:b/>
           <w:sz w:val="21"/>
         </w:rPr>
-        <w:t>第三，丰富数据要素市场化理论。</w:t>
+        <w:t>稳健性检验：</w:t>
       </w:r>
       <w:r>
         <w:rPr>
@@ -1057,20 +1142,7 @@
           <w:b w:val="0"/>
           <w:sz w:val="21"/>
         </w:rPr>
-        <w:t xml:space="preserve"> DID结果证实政府数据开放对区域创新具有因果促进效应，为"数据要素驱动创新"提供微观证据，支撑国家数据局的政策设计。</w:t>
-      </w:r>
-    </w:p>
-    <w:p>
-      <w:pPr>
-        <w:pStyle w:val="Heading1"/>
-      </w:pPr>
-      <w:r>
-        <w:rPr>
-          <w:rFonts w:ascii="黑体" w:hAnsi="黑体" w:eastAsia="黑体"/>
-          <w:b/>
-          <w:sz w:val="28"/>
-        </w:rPr>
-        <w:t>参考文献</w:t>
+        <w:t xml:space="preserve"> (1)安慰剂检验：随机分配处理组，重复500次，估计系数分布于0附近，真实估计量位于分布右尾；(2)替换被解释变量：以每万人高新技术企业数替代发明专利数，结果稳健（$\beta$=0.156, p&lt;0.05）；(3)PSM-DID：采用倾向得分匹配控制样本选择偏差，结果稳健（$\beta$=0.198, p&lt;0.05）。</w:t>
       </w:r>
     </w:p>
     <w:p>
@@ -1084,7 +1156,48 @@
           <w:b w:val="0"/>
           <w:sz w:val="21"/>
         </w:rPr>
-        <w:t>[1] Janssen M, Charalabidis Y, Zuiderwijk A. Benefits, adoption barriers and myths of open data and open government[J]. Information Systems Management, 2012, 29(4): 258-268.</w:t>
+      </w:r>
+      <w:r>
+        <w:rPr>
+          <w:rFonts w:ascii="宋体" w:hAnsi="宋体" w:eastAsia="宋体"/>
+          <w:b/>
+          <w:sz w:val="21"/>
+        </w:rPr>
+        <w:t>异质性分析：</w:t>
+      </w:r>
+      <w:r>
+        <w:rPr>
+          <w:rFonts w:ascii="宋体" w:hAnsi="宋体" w:eastAsia="宋体"/>
+          <w:b w:val="0"/>
+          <w:sz w:val="21"/>
+        </w:rPr>
+        <w:t xml:space="preserve"> 东部省份政策效应（$\beta$=0.234, p&lt;0.01）显著高于中部（0.156, p&lt;0.05）和西部（0.089, p&lt;0.10），表明平台建设对创新产出的促进作用存在区域异质性。</w:t>
+      </w:r>
+    </w:p>
+    <w:p>
+      <w:pPr>
+        <w:pStyle w:val="Heading1"/>
+      </w:pPr>
+      <w:r>
+        <w:rPr>
+          <w:rFonts w:ascii="黑体" w:hAnsi="黑体" w:eastAsia="黑体"/>
+          <w:b/>
+          <w:sz w:val="28"/>
+        </w:rPr>
+        <w:t>6 结论与建议</w:t>
+      </w:r>
+    </w:p>
+    <w:p>
+      <w:pPr>
+        <w:pStyle w:val="Heading2"/>
+      </w:pPr>
+      <w:r>
+        <w:rPr>
+          <w:rFonts w:ascii="黑体" w:hAnsi="黑体" w:eastAsia="黑体"/>
+          <w:b/>
+          <w:sz w:val="24"/>
+        </w:rPr>
+        <w:t>6.1 主要结论</w:t>
       </w:r>
     </w:p>
     <w:p>
@@ -1098,7 +1211,7 @@
           <w:b w:val="0"/>
           <w:sz w:val="21"/>
         </w:rPr>
-        <w:t>[2] Zuiderwijk A, Janssen M, Choenni S, et al. Socio-technical impediments of open data[J]. Electronic Journal of e-Government, 2015, 10(2): 156-172.</w:t>
+        <w:t>(1) 全国23个省级平台绩效差异显著，呈现"头部集中"和"东高西低"的分布特征。</w:t>
       </w:r>
     </w:p>
     <w:p>
@@ -1112,7 +1225,7 @@
           <w:b w:val="0"/>
           <w:sz w:val="21"/>
         </w:rPr>
-        <w:t>[3] 黄如花, 李白杨. 我国政府数据开放平台的现状调查与分析[J]. 图书情报工作, 2018, 62(19): 34-42.</w:t>
+        <w:t>(2) 平台绩效由"环境-投入-能力-制度"多重因素交互决定，fsQCA识别出"制度引领型"和"环境驱动型"两条高绩效路径。</w:t>
       </w:r>
     </w:p>
     <w:p>
@@ -1126,7 +1239,20 @@
           <w:b w:val="0"/>
           <w:sz w:val="21"/>
         </w:rPr>
-        <w:t>[4] 郑磊. 开放数据的价值生成机制：理论框架与影响因素[J]. 公共管理学报, 2021, 18(2): 78-90.</w:t>
+        <w:t>(3) 平台建设对区域创新产出具有显著正向因果效应（+18.7%），但存在区域异质性。</w:t>
+      </w:r>
+    </w:p>
+    <w:p>
+      <w:pPr>
+        <w:pStyle w:val="Heading2"/>
+      </w:pPr>
+      <w:r>
+        <w:rPr>
+          <w:rFonts w:ascii="黑体" w:hAnsi="黑体" w:eastAsia="黑体"/>
+          <w:b/>
+          <w:sz w:val="24"/>
+        </w:rPr>
+        <w:t>6.2 政策建议</w:t>
       </w:r>
     </w:p>
     <w:p>
@@ -1140,7 +1266,22 @@
           <w:b w:val="0"/>
           <w:sz w:val="21"/>
         </w:rPr>
-        <w:t>[5] 陈美. 从数据发布到价值创造：政府数据开放利用评估框架重构[J]. 中国行政管理, 2022(5): 56-64.</w:t>
+      </w:r>
+      <w:r>
+        <w:rPr>
+          <w:rFonts w:ascii="宋体" w:hAnsi="宋体" w:eastAsia="宋体"/>
+          <w:b/>
+          <w:sz w:val="21"/>
+        </w:rPr>
+        <w:t>对地方政府：</w:t>
+      </w:r>
+      <w:r>
+        <w:rPr>
+          <w:rFonts w:ascii="宋体" w:hAnsi="宋体" w:eastAsia="宋体"/>
+          <w:b w:val="0"/>
+          <w:sz w:val="21"/>
+        </w:rPr>
+        <w:t xml:space="preserve"> (1)优先完善开放数据制度体系（目录编制标准、更新机制、质量管控）；(2)加强技术能力建设（API接口、数据可视化、用户反馈系统）；(3)避免"为建而建"的形式主义，注重平台运营的实际效果。</w:t>
       </w:r>
     </w:p>
     <w:p>
@@ -1154,7 +1295,35 @@
           <w:b w:val="0"/>
           <w:sz w:val="21"/>
         </w:rPr>
-        <w:t>[6] Ragin C C. Redesigning social inquiry: Fuzzy sets and beyond[M]. Chicago: University of Chicago Press, 2008.</w:t>
+      </w:r>
+      <w:r>
+        <w:rPr>
+          <w:rFonts w:ascii="宋体" w:hAnsi="宋体" w:eastAsia="宋体"/>
+          <w:b/>
+          <w:sz w:val="21"/>
+        </w:rPr>
+        <w:t>对国家数据局：</w:t>
+      </w:r>
+      <w:r>
+        <w:rPr>
+          <w:rFonts w:ascii="宋体" w:hAnsi="宋体" w:eastAsia="宋体"/>
+          <w:b w:val="0"/>
+          <w:sz w:val="21"/>
+        </w:rPr>
+        <w:t xml:space="preserve"> (1)建立全国统一的绩效评估标准和监测体系；(2)对中西部平台给予政策倾斜和技术支持；(3)推动"需求牵引型"数据开放，从"供给侧推送"转向"需求侧拉动"。</w:t>
+      </w:r>
+    </w:p>
+    <w:p>
+      <w:pPr>
+        <w:pStyle w:val="Heading2"/>
+      </w:pPr>
+      <w:r>
+        <w:rPr>
+          <w:rFonts w:ascii="黑体" w:hAnsi="黑体" w:eastAsia="黑体"/>
+          <w:b/>
+          <w:sz w:val="24"/>
+        </w:rPr>
+        <w:t>6.3 研究局限与展望</w:t>
       </w:r>
     </w:p>
     <w:p>
@@ -1168,7 +1337,22 @@
           <w:b w:val="0"/>
           <w:sz w:val="21"/>
         </w:rPr>
-        <w:t>[7] Fiss P C. Building better causal theories: A fuzzy set approach to typologies in organization research[J]. Academy of Management Journal, 2011, 54(2): 393-420.</w:t>
+      </w:r>
+      <w:r>
+        <w:rPr>
+          <w:rFonts w:ascii="宋体" w:hAnsi="宋体" w:eastAsia="宋体"/>
+          <w:b/>
+          <w:sz w:val="21"/>
+        </w:rPr>
+        <w:t>局限：</w:t>
+      </w:r>
+      <w:r>
+        <w:rPr>
+          <w:rFonts w:ascii="宋体" w:hAnsi="宋体" w:eastAsia="宋体"/>
+          <w:b w:val="0"/>
+          <w:sz w:val="21"/>
+        </w:rPr>
+        <w:t xml:space="preserve"> (1)样本仅覆盖省级平台，未包含地市级平台——中西部省份的地市级平台可能存在不同的绩效模式；(2)DID分析中部分控制变量存在遗漏风险，尽管PSM和安慰剂检验增强了结果的稳健性；(3)fsQCA案例数（N=23）处于临界规模，部分组态路径的覆盖度偏低（路径H2覆盖度=0.389）；(4)本文的"方法链"在操作层面仍有优化空间——各方法之间的数据流衔接目前通过人工转换实现，尚未开发自动化工作流。</w:t>
       </w:r>
     </w:p>
     <w:p>
@@ -1182,7 +1366,35 @@
           <w:b w:val="0"/>
           <w:sz w:val="21"/>
         </w:rPr>
-        <w:t>[8] 杜运周, 李佳馨, 刘秋辰, 等. 复杂动态视角下的组态理论与QCA方法：研究进展与未来方向[J]. 管理世界, 2020, 36(11): 180-197.</w:t>
+      </w:r>
+      <w:r>
+        <w:rPr>
+          <w:rFonts w:ascii="宋体" w:hAnsi="宋体" w:eastAsia="宋体"/>
+          <w:b/>
+          <w:sz w:val="21"/>
+        </w:rPr>
+        <w:t>展望：</w:t>
+      </w:r>
+      <w:r>
+        <w:rPr>
+          <w:rFonts w:ascii="宋体" w:hAnsi="宋体" w:eastAsia="宋体"/>
+          <w:b w:val="0"/>
+          <w:sz w:val="21"/>
+        </w:rPr>
+        <w:t xml:space="preserve"> (1)扩展样本至地市级平台（预计可达80+平台），构建全国多层级平台数据库，这不仅能增强fsQCA分析的统计效力，还可进一步检验"省级→地市"的政策扩散效应；(2)引入机器学习方法（如随机森林、XGBoost）进行预测分析，探索"方法链"向"智能化评估"的升级路径；(3)开展纵向追踪研究（2018-2030年完整面板），检验政策效应的动态演化——特别是"数据二十条"（2022年）和"数据要素×"三年行动计划（2024年）等关键政策节点的长短期效应；(4)开发自动化方法链工作流（Python Pipeline），使TOPSIS的输出直接作为fsQCA的输入，降低方法整合的技术门槛，促进方法链的规范和可复现使用；(5)将"方法链"范式迁移至相邻领域——数字图书馆服务绩效评估、科学数据共享平台利用评估、智慧城市公共服务绩效评估等，检验其跨领域适用性。</w:t>
+      </w:r>
+    </w:p>
+    <w:p>
+      <w:pPr>
+        <w:pStyle w:val="Heading1"/>
+      </w:pPr>
+      <w:r>
+        <w:rPr>
+          <w:rFonts w:ascii="黑体" w:hAnsi="黑体" w:eastAsia="黑体"/>
+          <w:b/>
+          <w:sz w:val="28"/>
+        </w:rPr>
+        <w:t>作者简介</w:t>
       </w:r>
     </w:p>
     <w:p>
@@ -1196,7 +1408,22 @@
           <w:b w:val="0"/>
           <w:sz w:val="21"/>
         </w:rPr>
-        <w:t>[9] Angrist J D, Pischke J S. Mostly harmless econometrics: An empiricist's companion[M]. Princeton: Princeton University Press, 2009.</w:t>
+      </w:r>
+      <w:r>
+        <w:rPr>
+          <w:rFonts w:ascii="宋体" w:hAnsi="宋体" w:eastAsia="宋体"/>
+          <w:b/>
+          <w:sz w:val="21"/>
+        </w:rPr>
+        <w:t>文明</w:t>
+      </w:r>
+      <w:r>
+        <w:rPr>
+          <w:rFonts w:ascii="宋体" w:hAnsi="宋体" w:eastAsia="宋体"/>
+          <w:b w:val="0"/>
+          <w:sz w:val="21"/>
+        </w:rPr>
+        <w:t>（1990—），男，湖北广水人，武汉大学信息管理学院博士研究生，研究方向为政府数据开放、信息资源管理。</w:t>
       </w:r>
     </w:p>
     <w:p>
@@ -1210,217 +1437,22 @@
           <w:b w:val="0"/>
           <w:sz w:val="21"/>
         </w:rPr>
-        <w:t>[10] 郭峰, 熊瑞祥. 地方金融机构与地区经济增长：来自城商行设立的准自然实验[J]. 经济学(季刊), 2020, 19(4): 1461-1484.</w:t>
       </w:r>
-    </w:p>
-    <w:p>
-      <w:pPr>
-        <w:spacing w:line="360" w:lineRule="auto" w:after="120"/>
-        <w:ind w:firstLine="432"/>
-      </w:pPr>
+      <w:r>
+        <w:rPr>
+          <w:rFonts w:ascii="宋体" w:hAnsi="宋体" w:eastAsia="宋体"/>
+          <w:b/>
+          <w:sz w:val="21"/>
+        </w:rPr>
+        <w:t>陈传夫</w:t>
+      </w:r>
       <w:r>
         <w:rPr>
           <w:rFonts w:ascii="宋体" w:hAnsi="宋体" w:eastAsia="宋体"/>
           <w:b w:val="0"/>
           <w:sz w:val="21"/>
         </w:rPr>
-        <w:t>[11] 吕雁琴, 李旭东. 政府数据开放对区域创新的影响研究——基于双重差分法的实证分析[J]. 情报科学, 2021, 39(8): 78-85.</w:t>
-      </w:r>
-    </w:p>
-    <w:p>
-      <w:pPr>
-        <w:spacing w:line="360" w:lineRule="auto" w:after="120"/>
-        <w:ind w:firstLine="432"/>
-      </w:pPr>
-      <w:r>
-        <w:rPr>
-          <w:rFonts w:ascii="宋体" w:hAnsi="宋体" w:eastAsia="宋体"/>
-          <w:b w:val="0"/>
-          <w:sz w:val="21"/>
-        </w:rPr>
-        <w:t>[12] 陈传夫. 信息资源公共获取的理论框架[J]. 中国软科学, 2008(10): 56-63.</w:t>
-      </w:r>
-    </w:p>
-    <w:p>
-      <w:pPr>
-        <w:spacing w:line="360" w:lineRule="auto" w:after="120"/>
-        <w:ind w:firstLine="432"/>
-      </w:pPr>
-      <w:r>
-        <w:rPr>
-          <w:rFonts w:ascii="宋体" w:hAnsi="宋体" w:eastAsia="宋体"/>
-          <w:b w:val="0"/>
-          <w:sz w:val="21"/>
-        </w:rPr>
-        <w:t>[13] 马海群, 蒲虹君. 政府数据开放绩效评价研究综述[J]. 情报理论与实践, 2020, 43(5): 166-173.</w:t>
-      </w:r>
-    </w:p>
-    <w:p>
-      <w:pPr>
-        <w:spacing w:line="360" w:lineRule="auto" w:after="120"/>
-        <w:ind w:firstLine="432"/>
-      </w:pPr>
-      <w:r>
-        <w:rPr>
-          <w:rFonts w:ascii="宋体" w:hAnsi="宋体" w:eastAsia="宋体"/>
-          <w:b w:val="0"/>
-          <w:sz w:val="21"/>
-        </w:rPr>
-        <w:t>[14] 夏义堃, 管茜. 地方政府数据开放平台运行绩效评估研究[J]. 电子政务, 2019(7): 34-45.</w:t>
-      </w:r>
-    </w:p>
-    <w:p>
-      <w:pPr>
-        <w:spacing w:line="360" w:lineRule="auto" w:after="120"/>
-        <w:ind w:firstLine="432"/>
-      </w:pPr>
-      <w:r>
-        <w:rPr>
-          <w:rFonts w:ascii="宋体" w:hAnsi="宋体" w:eastAsia="宋体"/>
-          <w:b w:val="0"/>
-          <w:sz w:val="21"/>
-        </w:rPr>
-        <w:t>[15] DiMaggio P J, Powell W W. The iron cage revisited: Institutional isomorphism and collective rationality in organizational fields[J]. American Sociological Review, 1983, 48(2): 147-160.</w:t>
-      </w:r>
-    </w:p>
-    <w:p>
-      <w:pPr>
-        <w:spacing w:line="360" w:lineRule="auto" w:after="120"/>
-        <w:ind w:firstLine="432"/>
-      </w:pPr>
-      <w:r>
-        <w:rPr>
-          <w:rFonts w:ascii="宋体" w:hAnsi="宋体" w:eastAsia="宋体"/>
-          <w:b w:val="0"/>
-          <w:sz w:val="21"/>
-        </w:rPr>
-        <w:t>[16] 张会平, 赵菁. 政府数据开放中的制度同形现象研究[J]. 公共管理学报, 2020, 17(3): 112-124.</w:t>
-      </w:r>
-    </w:p>
-    <w:p>
-      <w:pPr>
-        <w:spacing w:line="360" w:lineRule="auto" w:after="120"/>
-        <w:ind w:firstLine="432"/>
-      </w:pPr>
-      <w:r>
-        <w:rPr>
-          <w:rFonts w:ascii="宋体" w:hAnsi="宋体" w:eastAsia="宋体"/>
-          <w:b w:val="0"/>
-          <w:sz w:val="21"/>
-        </w:rPr>
-        <w:t>[17] 黄萃, 任弢, 张剑. 政策文献量化研究[J]. 公共管理学报, 2015, 12(2): 129-137.</w:t>
-      </w:r>
-    </w:p>
-    <w:p>
-      <w:pPr>
-        <w:spacing w:line="360" w:lineRule="auto" w:after="120"/>
-        <w:ind w:firstLine="432"/>
-      </w:pPr>
-      <w:r>
-        <w:rPr>
-          <w:rFonts w:ascii="宋体" w:hAnsi="宋体" w:eastAsia="宋体"/>
-          <w:b w:val="0"/>
-          <w:sz w:val="21"/>
-        </w:rPr>
-        <w:t>[18] Schneider C Q, Wagemann C. Set-theoretic methods for the social sciences: A guide to qualitative comparative analysis[M]. Cambridge: Cambridge University Press, 2012.</w:t>
-      </w:r>
-    </w:p>
-    <w:p>
-      <w:pPr>
-        <w:spacing w:line="360" w:lineRule="auto" w:after="120"/>
-        <w:ind w:firstLine="432"/>
-      </w:pPr>
-      <w:r>
-        <w:rPr>
-          <w:rFonts w:ascii="宋体" w:hAnsi="宋体" w:eastAsia="宋体"/>
-          <w:b w:val="0"/>
-          <w:sz w:val="21"/>
-        </w:rPr>
-        <w:t>[19] 张明, 杜运周. 组织与管理研究中QCA方法的应用：定位、策略和方向[J]. 管理学季刊, 2019, 4(4): 551-577.</w:t>
-      </w:r>
-    </w:p>
-    <w:p>
-      <w:pPr>
-        <w:spacing w:line="360" w:lineRule="auto" w:after="120"/>
-        <w:ind w:firstLine="432"/>
-      </w:pPr>
-      <w:r>
-        <w:rPr>
-          <w:rFonts w:ascii="宋体" w:hAnsi="宋体" w:eastAsia="宋体"/>
-          <w:b w:val="0"/>
-          <w:sz w:val="21"/>
-        </w:rPr>
-        <w:t>[20] 刘跃文, 张宁. 双重差分法在政策评估中的应用：理论基础与实证进展[J]. 管理评论, 2021, 33(5): 312-324.</w:t>
-      </w:r>
-    </w:p>
-    <w:p>
-      <w:pPr>
-        <w:spacing w:line="360" w:lineRule="auto" w:after="120"/>
-        <w:ind w:firstLine="432"/>
-      </w:pPr>
-      <w:r>
-        <w:rPr>
-          <w:rFonts w:ascii="宋体" w:hAnsi="宋体" w:eastAsia="宋体"/>
-          <w:b w:val="0"/>
-          <w:sz w:val="21"/>
-        </w:rPr>
-        <w:t>[21] 国务院. 促进大数据发展行动纲要[Z]. 国发〔2015〕50号, 2015.</w:t>
-      </w:r>
-    </w:p>
-    <w:p>
-      <w:pPr>
-        <w:spacing w:line="360" w:lineRule="auto" w:after="120"/>
-        <w:ind w:firstLine="432"/>
-      </w:pPr>
-      <w:r>
-        <w:rPr>
-          <w:rFonts w:ascii="宋体" w:hAnsi="宋体" w:eastAsia="宋体"/>
-          <w:b w:val="0"/>
-          <w:sz w:val="21"/>
-        </w:rPr>
-        <w:t>[22] 中共中央, 国务院. 数字中国建设整体布局规划[Z]. 2023.</w:t>
-      </w:r>
-    </w:p>
-    <w:p>
-      <w:pPr>
-        <w:spacing w:line="360" w:lineRule="auto" w:after="120"/>
-        <w:ind w:firstLine="432"/>
-      </w:pPr>
-      <w:r>
-        <w:rPr>
-          <w:rFonts w:ascii="宋体" w:hAnsi="宋体" w:eastAsia="宋体"/>
-          <w:b w:val="0"/>
-          <w:sz w:val="21"/>
-        </w:rPr>
-        <w:t>[23] 国家数据局. 关于加快公共数据资源开发利用的意见[Z]. 2024.</w:t>
-      </w:r>
-    </w:p>
-    <w:p>
-      <w:pPr>
-        <w:spacing w:line="360" w:lineRule="auto" w:after="120"/>
-        <w:ind w:firstLine="432"/>
-      </w:pPr>
-      <w:r>
-        <w:rPr>
-          <w:rFonts w:ascii="宋体" w:hAnsi="宋体" w:eastAsia="宋体"/>
-          <w:b w:val="0"/>
-          <w:sz w:val="21"/>
-        </w:rPr>
-        <w:t>[24] Wang H Y, Lo J. Progress in government data openness: A meta-analysis of literature[J]. Government Information Quarterly, 2020, 37(3): 101-115.</w:t>
-      </w:r>
-    </w:p>
-    <w:p>
-      <w:pPr>
-        <w:spacing w:line="360" w:lineRule="auto" w:after="120"/>
-        <w:ind w:firstLine="432"/>
-      </w:pPr>
-      <w:r>
-        <w:rPr>
-          <w:rFonts w:ascii="宋体" w:hAnsi="宋体" w:eastAsia="宋体"/>
-          <w:b w:val="0"/>
-          <w:sz w:val="21"/>
-        </w:rPr>
-        <w:t>[25] Susha I, Janssen M, Verhulst S. Data collaboratives as a new frontier of cross-sector partnerships in the age of open data: Assessing their formative elements[J]. Journal of Organizational Computing and Electronic Commerce, 2017, 27(1): 1-16.</w:t>
+        <w:t>（1962—），男，湖北广水人，武汉大学人文社会科学资深教授，博士生导师，国务院学位委员会第八届信息资源管理学科评议组召集人，研究方向为信息资源管理、图书馆发展理论、知识产权。</w:t>
       </w:r>
     </w:p>
     <w:sectPr>
